--- a/examples/18-importazione/grasshopper-verified.docx
+++ b/examples/18-importazione/grasshopper-verified.docx
@@ -63,7 +63,7 @@
                     <pic:cNvPicPr/>
                   </pic:nvPicPr>
                   <pic:blipFill>
-                    <a:blip xmlns:p10="http://schemas.openxmlformats.org/officeDocument/2006/relationships" p10:embed="R49846270fc424ead"/>
+                    <a:blip xmlns:p10="http://schemas.openxmlformats.org/officeDocument/2006/relationships" p10:embed="R67cda369a8fc4f25"/>
                     <a:stretch>
                       <a:fillRect/>
                     </a:stretch>
@@ -166,7 +166,7 @@
                     <pic:cNvPicPr/>
                   </pic:nvPicPr>
                   <pic:blipFill>
-                    <a:blip xmlns:p10="http://schemas.openxmlformats.org/officeDocument/2006/relationships" p10:embed="R9fcb6e81a0e04e9a"/>
+                    <a:blip xmlns:p10="http://schemas.openxmlformats.org/officeDocument/2006/relationships" p10:embed="R5073e746dd1e4d87"/>
                     <a:stretch>
                       <a:fillRect/>
                     </a:stretch>
